--- a/CV_Deutsch.docx
+++ b/CV_Deutsch.docx
@@ -246,17 +246,17 @@
           <w:bCs/>
           <w:sz w:val="20"/>
           <w:szCs w:val="20"/>
-          <w:lang w:val="en-US"/>
-        </w:rPr>
-      </w:pPr>
-      <w:r>
-        <w:rPr>
-          <w:rFonts w:ascii="Times New Roman" w:hAnsi="Times New Roman" w:cs="Times New Roman"/>
-          <w:b/>
-          <w:bCs/>
-          <w:sz w:val="20"/>
-          <w:szCs w:val="20"/>
-          <w:lang w:val="en-US"/>
+          <w:lang w:val="de-DE"/>
+        </w:rPr>
+      </w:pPr>
+      <w:r>
+        <w:rPr>
+          <w:rFonts w:ascii="Times New Roman" w:hAnsi="Times New Roman" w:cs="Times New Roman"/>
+          <w:b/>
+          <w:bCs/>
+          <w:sz w:val="20"/>
+          <w:szCs w:val="20"/>
+          <w:lang w:val="de-DE"/>
         </w:rPr>
         <w:t>PROFIL</w:t>
       </w:r>
@@ -271,64 +271,43 @@
           <w:lang w:val="de-DE"/>
         </w:rPr>
       </w:pPr>
-      <w:r>
-        <w:rPr>
-          <w:rFonts w:ascii="Times New Roman" w:hAnsi="Times New Roman" w:cs="Times New Roman"/>
-          <w:sz w:val="20"/>
-          <w:szCs w:val="20"/>
-          <w:lang w:val="de-DE"/>
-        </w:rPr>
-        <w:t>Drittes Jahr im Studiengang Computer Engineering mit Schwerpunkt Software Engineering an der Universität Duisburg-Essen</w:t>
-      </w:r>
-      <w:r>
-        <w:rPr>
-          <w:rFonts w:ascii="Times New Roman" w:hAnsi="Times New Roman" w:cs="Times New Roman"/>
-          <w:sz w:val="20"/>
-          <w:szCs w:val="20"/>
-          <w:lang w:val="de-DE"/>
-        </w:rPr>
-        <w:t xml:space="preserve">. Ich bin </w:t>
-      </w:r>
-      <w:r>
-        <w:rPr>
-          <w:rFonts w:ascii="Times New Roman" w:hAnsi="Times New Roman" w:cs="Times New Roman"/>
-          <w:sz w:val="20"/>
-          <w:szCs w:val="20"/>
-          <w:lang w:val="de-DE"/>
-        </w:rPr>
-        <w:t xml:space="preserve">hochmotiviert, kontinuierlich sich weiterzuentwickeln. Ich strebe danach, ein kompetenter Ingenieur zu werden, der seine Fähigkeiten und sein Wissen einsetzt, um positive Veränderungen zu bewirken. Derzeit liegt mein Fokus auf dem Bereich </w:t>
-      </w:r>
       <w:proofErr w:type="spellStart"/>
       <w:r>
         <w:rPr>
-          <w:rFonts w:ascii="Times New Roman" w:hAnsi="Times New Roman" w:cs="Times New Roman"/>
-          <w:sz w:val="20"/>
-          <w:szCs w:val="20"/>
-          <w:lang w:val="de-DE"/>
-        </w:rPr>
-        <w:t>Machine</w:t>
+          <w:rFonts w:ascii="Times New Roman" w:hAnsi="Times New Roman"/>
+          <w:sz w:val="20"/>
+          <w:lang w:val="de-DE"/>
+        </w:rPr>
+        <w:t>M.Sc</w:t>
       </w:r>
       <w:proofErr w:type="spellEnd"/>
       <w:r>
         <w:rPr>
-          <w:rFonts w:ascii="Times New Roman" w:hAnsi="Times New Roman" w:cs="Times New Roman"/>
-          <w:sz w:val="20"/>
-          <w:szCs w:val="20"/>
-          <w:lang w:val="de-DE"/>
-        </w:rPr>
-        <w:t xml:space="preserve"> Learning und dessen stetig wachsenden Anwendungen im Alltag. Ich setze auf kontinuierliche Selbstverbesserung und lebenslanges Lernen.</w:t>
-      </w:r>
-    </w:p>
-    <w:p>
-      <w:pPr>
-        <w:spacing w:after="0" w:line="240" w:lineRule="auto"/>
-        <w:rPr>
-          <w:rFonts w:ascii="Times New Roman" w:hAnsi="Times New Roman" w:cs="Times New Roman"/>
-          <w:b/>
-          <w:bCs/>
-          <w:sz w:val="20"/>
-          <w:szCs w:val="20"/>
-          <w:lang w:val="en-US"/>
+          <w:rFonts w:ascii="Times New Roman" w:hAnsi="Times New Roman"/>
+          <w:sz w:val="20"/>
+          <w:lang w:val="de-DE"/>
+        </w:rPr>
+        <w:t xml:space="preserve">.-Student im Studiengang Computer Engineering an der Universität Duisburg-Essen mit praktischer Erfahrung in Full-Stack-Softwareentwicklung und LLM-basierten Anwendungen. </w:t>
+      </w:r>
+      <w:r>
+        <w:rPr>
+          <w:rFonts w:ascii="Times New Roman" w:hAnsi="Times New Roman"/>
+          <w:sz w:val="20"/>
+          <w:lang w:val="de-DE"/>
+        </w:rPr>
+        <w:t>Mein Ziel ist es, ein kompetenter Ingenieur zu werden, der seine Fähigkeiten und sein Wissen einsetzt, um einen positiven Beitrag zur Welt zu leisten. Ich stehe ab September 2026 für Werkstudentenstellen im Bereich Softwareentwicklung zur Verfügung, bis zu 20 Stunden pro Woche.</w:t>
+      </w:r>
+    </w:p>
+    <w:p>
+      <w:pPr>
+        <w:spacing w:after="0" w:line="240" w:lineRule="auto"/>
+        <w:rPr>
+          <w:rFonts w:ascii="Times New Roman" w:hAnsi="Times New Roman" w:cs="Times New Roman"/>
+          <w:b/>
+          <w:bCs/>
+          <w:sz w:val="20"/>
+          <w:szCs w:val="20"/>
+          <w:lang w:val="de-DE"/>
         </w:rPr>
       </w:pPr>
     </w:p>
@@ -381,83 +360,63 @@
           <w:szCs w:val="20"/>
           <w:lang w:val="de-DE"/>
         </w:rPr>
-        <w:t>Univer</w:t>
-      </w:r>
-      <w:r>
-        <w:rPr>
-          <w:rFonts w:ascii="Times New Roman" w:hAnsi="Times New Roman" w:cs="Times New Roman"/>
-          <w:b/>
-          <w:bCs/>
-          <w:sz w:val="20"/>
-          <w:szCs w:val="20"/>
-          <w:lang w:val="de-DE"/>
-        </w:rPr>
-        <w:t>sität</w:t>
-      </w:r>
-      <w:r>
-        <w:rPr>
-          <w:rFonts w:ascii="Times New Roman" w:hAnsi="Times New Roman" w:cs="Times New Roman"/>
-          <w:b/>
-          <w:bCs/>
-          <w:sz w:val="20"/>
-          <w:szCs w:val="20"/>
-          <w:lang w:val="de-DE"/>
-        </w:rPr>
-        <w:t xml:space="preserve"> Duisburg-Essen</w:t>
-      </w:r>
-      <w:r>
-        <w:rPr>
-          <w:rFonts w:ascii="Times New Roman" w:hAnsi="Times New Roman" w:cs="Times New Roman"/>
-          <w:sz w:val="20"/>
-          <w:szCs w:val="20"/>
-          <w:lang w:val="de-DE"/>
-        </w:rPr>
-        <w:t xml:space="preserve"> </w:t>
-      </w:r>
-      <w:r>
-        <w:rPr>
-          <w:rFonts w:ascii="Times New Roman" w:hAnsi="Times New Roman" w:cs="Times New Roman"/>
-          <w:sz w:val="20"/>
-          <w:szCs w:val="20"/>
-          <w:lang w:val="de-DE"/>
-        </w:rPr>
-        <w:t xml:space="preserve">| </w:t>
-      </w:r>
-      <w:r>
-        <w:rPr>
-          <w:rFonts w:ascii="Times New Roman" w:hAnsi="Times New Roman" w:cs="Times New Roman"/>
-          <w:sz w:val="20"/>
-          <w:szCs w:val="20"/>
-          <w:lang w:val="de-DE"/>
-        </w:rPr>
-        <w:t>B. Sc.</w:t>
-      </w:r>
-      <w:r>
-        <w:rPr>
-          <w:rFonts w:ascii="Times New Roman" w:hAnsi="Times New Roman" w:cs="Times New Roman"/>
-          <w:sz w:val="20"/>
-          <w:szCs w:val="20"/>
-          <w:lang w:val="de-DE"/>
-        </w:rPr>
-        <w:t xml:space="preserve"> Computer Engineering – </w:t>
-      </w:r>
-      <w:r>
-        <w:rPr>
-          <w:rFonts w:ascii="Times New Roman" w:hAnsi="Times New Roman" w:cs="Times New Roman"/>
-          <w:sz w:val="20"/>
-          <w:szCs w:val="20"/>
-          <w:lang w:val="de-DE"/>
-        </w:rPr>
-        <w:t>Vertiefung</w:t>
-      </w:r>
-      <w:r>
-        <w:rPr>
-          <w:rFonts w:ascii="Times New Roman" w:hAnsi="Times New Roman" w:cs="Times New Roman"/>
-          <w:sz w:val="20"/>
-          <w:szCs w:val="20"/>
-          <w:lang w:val="de-DE"/>
-        </w:rPr>
-        <w:t>: Software Engineering</w:t>
+        <w:t>Universität Duisburg-Essen</w:t>
+      </w:r>
+      <w:r>
+        <w:rPr>
+          <w:rFonts w:ascii="Times New Roman" w:hAnsi="Times New Roman" w:cs="Times New Roman"/>
+          <w:sz w:val="20"/>
+          <w:szCs w:val="20"/>
+          <w:lang w:val="de-DE"/>
+        </w:rPr>
+        <w:t xml:space="preserve"> | </w:t>
+      </w:r>
+      <w:r>
+        <w:rPr>
+          <w:rFonts w:ascii="Times New Roman" w:hAnsi="Times New Roman" w:cs="Times New Roman"/>
+          <w:sz w:val="20"/>
+          <w:szCs w:val="20"/>
+          <w:lang w:val="de-DE"/>
+        </w:rPr>
+        <w:t>M</w:t>
+      </w:r>
+      <w:r>
+        <w:rPr>
+          <w:rFonts w:ascii="Times New Roman" w:hAnsi="Times New Roman" w:cs="Times New Roman"/>
+          <w:sz w:val="20"/>
+          <w:szCs w:val="20"/>
+          <w:lang w:val="de-DE"/>
+        </w:rPr>
+        <w:t xml:space="preserve">. Sc. Computer Engineering – </w:t>
+      </w:r>
+      <w:r>
+        <w:rPr>
+          <w:rFonts w:ascii="Times New Roman" w:hAnsi="Times New Roman" w:cs="Times New Roman"/>
+          <w:sz w:val="20"/>
+          <w:szCs w:val="20"/>
+          <w:lang w:val="de-DE"/>
+        </w:rPr>
+        <w:t xml:space="preserve">Profil: Intelligent </w:t>
+      </w:r>
+      <w:proofErr w:type="spellStart"/>
+      <w:r>
+        <w:rPr>
+          <w:rFonts w:ascii="Times New Roman" w:hAnsi="Times New Roman" w:cs="Times New Roman"/>
+          <w:sz w:val="20"/>
+          <w:szCs w:val="20"/>
+          <w:lang w:val="de-DE"/>
+        </w:rPr>
+        <w:t>Networked</w:t>
+      </w:r>
+      <w:proofErr w:type="spellEnd"/>
+      <w:r>
+        <w:rPr>
+          <w:rFonts w:ascii="Times New Roman" w:hAnsi="Times New Roman" w:cs="Times New Roman"/>
+          <w:sz w:val="20"/>
+          <w:szCs w:val="20"/>
+          <w:lang w:val="de-DE"/>
+        </w:rPr>
+        <w:t xml:space="preserve"> Systems</w:t>
       </w:r>
       <w:r>
         <w:rPr>
@@ -470,40 +429,20 @@
       </w:r>
       <w:r>
         <w:rPr>
-          <w:rFonts w:ascii="Times New Roman" w:hAnsi="Times New Roman" w:cs="Times New Roman"/>
-          <w:sz w:val="20"/>
-          <w:szCs w:val="20"/>
-          <w:lang w:val="de-DE"/>
-        </w:rPr>
-        <w:t xml:space="preserve">seit </w:t>
-      </w:r>
-      <w:r>
-        <w:rPr>
-          <w:rFonts w:ascii="Times New Roman" w:hAnsi="Times New Roman" w:cs="Times New Roman"/>
-          <w:sz w:val="20"/>
-          <w:szCs w:val="20"/>
-          <w:lang w:val="de-DE"/>
-        </w:rPr>
-        <w:t>O</w:t>
-      </w:r>
-      <w:r>
-        <w:rPr>
-          <w:rFonts w:ascii="Times New Roman" w:hAnsi="Times New Roman" w:cs="Times New Roman"/>
-          <w:sz w:val="20"/>
-          <w:szCs w:val="20"/>
-          <w:lang w:val="de-DE"/>
-        </w:rPr>
-        <w:t>k</w:t>
-      </w:r>
-      <w:r>
-        <w:rPr>
-          <w:rFonts w:ascii="Times New Roman" w:hAnsi="Times New Roman" w:cs="Times New Roman"/>
-          <w:sz w:val="20"/>
-          <w:szCs w:val="20"/>
-          <w:lang w:val="de-DE"/>
-        </w:rPr>
-        <w:t>tober 2022</w:t>
-      </w:r>
+          <w:rFonts w:ascii="Times New Roman" w:hAnsi="Times New Roman"/>
+          <w:sz w:val="20"/>
+        </w:rPr>
+        <w:t xml:space="preserve">Oktober 2025 – </w:t>
+      </w:r>
+      <w:proofErr w:type="spellStart"/>
+      <w:r>
+        <w:rPr>
+          <w:rFonts w:ascii="Times New Roman" w:hAnsi="Times New Roman"/>
+          <w:sz w:val="20"/>
+        </w:rPr>
+        <w:t>heute</w:t>
+      </w:r>
+      <w:proofErr w:type="spellEnd"/>
     </w:p>
     <w:p>
       <w:pPr>
@@ -541,52 +480,167 @@
           <w:szCs w:val="20"/>
           <w:lang w:val="en-US"/>
         </w:rPr>
-        <w:t>: 1.</w:t>
-      </w:r>
-      <w:r>
-        <w:rPr>
-          <w:rFonts w:ascii="Times New Roman" w:hAnsi="Times New Roman" w:cs="Times New Roman"/>
-          <w:sz w:val="20"/>
-          <w:szCs w:val="20"/>
-          <w:lang w:val="en-US"/>
-        </w:rPr>
-        <w:t>3</w:t>
-      </w:r>
-      <w:r>
-        <w:rPr>
-          <w:rFonts w:ascii="Times New Roman" w:hAnsi="Times New Roman" w:cs="Times New Roman"/>
-          <w:sz w:val="20"/>
-          <w:szCs w:val="20"/>
-          <w:lang w:val="en-US"/>
-        </w:rPr>
-        <w:t xml:space="preserve">, </w:t>
-      </w:r>
-      <w:r>
-        <w:rPr>
-          <w:rFonts w:ascii="Times New Roman" w:hAnsi="Times New Roman" w:cs="Times New Roman"/>
-          <w:sz w:val="20"/>
-          <w:szCs w:val="20"/>
-          <w:lang w:val="en-US"/>
-        </w:rPr>
-        <w:t>1</w:t>
-      </w:r>
-      <w:r>
-        <w:rPr>
-          <w:rFonts w:ascii="Times New Roman" w:hAnsi="Times New Roman" w:cs="Times New Roman"/>
-          <w:sz w:val="20"/>
-          <w:szCs w:val="20"/>
-          <w:lang w:val="en-US"/>
-        </w:rPr>
-        <w:t>65</w:t>
-      </w:r>
-      <w:r>
-        <w:rPr>
-          <w:rFonts w:ascii="Times New Roman" w:hAnsi="Times New Roman" w:cs="Times New Roman"/>
-          <w:sz w:val="20"/>
-          <w:szCs w:val="20"/>
-          <w:lang w:val="en-US"/>
-        </w:rPr>
-        <w:t>/180 ECTS</w:t>
+        <w:t xml:space="preserve">: 1,6 </w:t>
+      </w:r>
+      <w:r>
+        <w:rPr>
+          <w:rFonts w:ascii="Times New Roman" w:hAnsi="Times New Roman"/>
+          <w:sz w:val="20"/>
+        </w:rPr>
+        <w:t>–</w:t>
+      </w:r>
+      <w:r>
+        <w:rPr>
+          <w:rFonts w:ascii="Times New Roman" w:hAnsi="Times New Roman" w:cs="Times New Roman"/>
+          <w:sz w:val="20"/>
+          <w:szCs w:val="20"/>
+          <w:lang w:val="en-US"/>
+        </w:rPr>
+        <w:t xml:space="preserve"> 36/120 ECTS</w:t>
+      </w:r>
+    </w:p>
+    <w:p>
+      <w:pPr>
+        <w:tabs>
+          <w:tab w:val="right" w:pos="10467"/>
+        </w:tabs>
+        <w:spacing w:after="0" w:line="240" w:lineRule="auto"/>
+        <w:rPr>
+          <w:rFonts w:ascii="Times New Roman" w:hAnsi="Times New Roman" w:cs="Times New Roman"/>
+          <w:b/>
+          <w:bCs/>
+          <w:sz w:val="20"/>
+          <w:szCs w:val="20"/>
+          <w:lang w:val="de-DE"/>
+        </w:rPr>
+      </w:pPr>
+    </w:p>
+    <w:p>
+      <w:pPr>
+        <w:tabs>
+          <w:tab w:val="right" w:pos="10467"/>
+        </w:tabs>
+        <w:spacing w:after="0" w:line="240" w:lineRule="auto"/>
+        <w:rPr>
+          <w:rFonts w:ascii="Times New Roman" w:hAnsi="Times New Roman" w:cs="Times New Roman"/>
+          <w:sz w:val="20"/>
+          <w:szCs w:val="20"/>
+          <w:lang w:val="en-US"/>
+        </w:rPr>
+      </w:pPr>
+      <w:r>
+        <w:rPr>
+          <w:rFonts w:ascii="Times New Roman" w:hAnsi="Times New Roman" w:cs="Times New Roman"/>
+          <w:b/>
+          <w:bCs/>
+          <w:sz w:val="20"/>
+          <w:szCs w:val="20"/>
+          <w:lang w:val="de-DE"/>
+        </w:rPr>
+        <w:t>Univer</w:t>
+      </w:r>
+      <w:r>
+        <w:rPr>
+          <w:rFonts w:ascii="Times New Roman" w:hAnsi="Times New Roman" w:cs="Times New Roman"/>
+          <w:b/>
+          <w:bCs/>
+          <w:sz w:val="20"/>
+          <w:szCs w:val="20"/>
+          <w:lang w:val="de-DE"/>
+        </w:rPr>
+        <w:t>sität</w:t>
+      </w:r>
+      <w:r>
+        <w:rPr>
+          <w:rFonts w:ascii="Times New Roman" w:hAnsi="Times New Roman" w:cs="Times New Roman"/>
+          <w:b/>
+          <w:bCs/>
+          <w:sz w:val="20"/>
+          <w:szCs w:val="20"/>
+          <w:lang w:val="de-DE"/>
+        </w:rPr>
+        <w:t xml:space="preserve"> Duisburg-Essen</w:t>
+      </w:r>
+      <w:r>
+        <w:rPr>
+          <w:rFonts w:ascii="Times New Roman" w:hAnsi="Times New Roman" w:cs="Times New Roman"/>
+          <w:sz w:val="20"/>
+          <w:szCs w:val="20"/>
+          <w:lang w:val="de-DE"/>
+        </w:rPr>
+        <w:t xml:space="preserve"> </w:t>
+      </w:r>
+      <w:r>
+        <w:rPr>
+          <w:rFonts w:ascii="Times New Roman" w:hAnsi="Times New Roman" w:cs="Times New Roman"/>
+          <w:sz w:val="20"/>
+          <w:szCs w:val="20"/>
+          <w:lang w:val="de-DE"/>
+        </w:rPr>
+        <w:t xml:space="preserve">| </w:t>
+      </w:r>
+      <w:r>
+        <w:rPr>
+          <w:rFonts w:ascii="Times New Roman" w:hAnsi="Times New Roman" w:cs="Times New Roman"/>
+          <w:sz w:val="20"/>
+          <w:szCs w:val="20"/>
+          <w:lang w:val="de-DE"/>
+        </w:rPr>
+        <w:t>B. Sc.</w:t>
+      </w:r>
+      <w:r>
+        <w:rPr>
+          <w:rFonts w:ascii="Times New Roman" w:hAnsi="Times New Roman" w:cs="Times New Roman"/>
+          <w:sz w:val="20"/>
+          <w:szCs w:val="20"/>
+          <w:lang w:val="de-DE"/>
+        </w:rPr>
+        <w:t xml:space="preserve"> </w:t>
+      </w:r>
+      <w:r>
+        <w:rPr>
+          <w:rFonts w:ascii="Times New Roman" w:hAnsi="Times New Roman" w:cs="Times New Roman"/>
+          <w:sz w:val="20"/>
+          <w:szCs w:val="20"/>
+          <w:lang w:val="en-US"/>
+        </w:rPr>
+        <w:t xml:space="preserve">Computer Engineering – </w:t>
+      </w:r>
+      <w:proofErr w:type="spellStart"/>
+      <w:r>
+        <w:rPr>
+          <w:rFonts w:ascii="Times New Roman" w:hAnsi="Times New Roman" w:cs="Times New Roman"/>
+          <w:sz w:val="20"/>
+          <w:szCs w:val="20"/>
+          <w:lang w:val="en-US"/>
+        </w:rPr>
+        <w:t>Profil</w:t>
+      </w:r>
+      <w:proofErr w:type="spellEnd"/>
+      <w:r>
+        <w:rPr>
+          <w:rFonts w:ascii="Times New Roman" w:hAnsi="Times New Roman" w:cs="Times New Roman"/>
+          <w:sz w:val="20"/>
+          <w:szCs w:val="20"/>
+          <w:lang w:val="en-US"/>
+        </w:rPr>
+        <w:t>: Software Engineering</w:t>
+      </w:r>
+      <w:r>
+        <w:rPr>
+          <w:rFonts w:ascii="Times New Roman" w:hAnsi="Times New Roman" w:cs="Times New Roman"/>
+          <w:sz w:val="20"/>
+          <w:szCs w:val="20"/>
+          <w:lang w:val="en-US"/>
+        </w:rPr>
+        <w:tab/>
+      </w:r>
+      <w:r>
+        <w:rPr>
+          <w:rFonts w:ascii="Times New Roman" w:hAnsi="Times New Roman"/>
+          <w:sz w:val="20"/>
+        </w:rPr>
+        <w:t>Oktober 2022 – September 2025</w:t>
       </w:r>
     </w:p>
     <w:p>
@@ -607,6 +661,54 @@
           <w:lang w:val="en-US"/>
         </w:rPr>
       </w:pPr>
+      <w:r>
+        <w:rPr>
+          <w:rFonts w:ascii="Times New Roman" w:hAnsi="Times New Roman" w:cs="Times New Roman"/>
+          <w:b/>
+          <w:bCs/>
+          <w:sz w:val="20"/>
+          <w:szCs w:val="20"/>
+          <w:lang w:val="en-US"/>
+        </w:rPr>
+        <w:t>Note</w:t>
+      </w:r>
+      <w:r>
+        <w:rPr>
+          <w:rFonts w:ascii="Times New Roman" w:hAnsi="Times New Roman" w:cs="Times New Roman"/>
+          <w:sz w:val="20"/>
+          <w:szCs w:val="20"/>
+          <w:lang w:val="en-US"/>
+        </w:rPr>
+        <w:t>: 1</w:t>
+      </w:r>
+      <w:r>
+        <w:rPr>
+          <w:rFonts w:ascii="Times New Roman" w:hAnsi="Times New Roman" w:cs="Times New Roman"/>
+          <w:sz w:val="20"/>
+          <w:szCs w:val="20"/>
+          <w:lang w:val="en-US"/>
+        </w:rPr>
+        <w:t>,2</w:t>
+      </w:r>
+    </w:p>
+    <w:p>
+      <w:pPr>
+        <w:pStyle w:val="Listenabsatz"/>
+        <w:numPr>
+          <w:ilvl w:val="0"/>
+          <w:numId w:val="2"/>
+        </w:numPr>
+        <w:tabs>
+          <w:tab w:val="right" w:pos="10467"/>
+        </w:tabs>
+        <w:spacing w:after="0" w:line="240" w:lineRule="auto"/>
+        <w:rPr>
+          <w:rFonts w:ascii="Times New Roman" w:hAnsi="Times New Roman" w:cs="Times New Roman"/>
+          <w:sz w:val="20"/>
+          <w:szCs w:val="20"/>
+          <w:lang w:val="en-US"/>
+        </w:rPr>
+      </w:pPr>
       <w:proofErr w:type="spellStart"/>
       <w:r>
         <w:rPr>
@@ -629,6 +731,7 @@
         </w:rPr>
         <w:t xml:space="preserve">: </w:t>
       </w:r>
+      <w:proofErr w:type="spellStart"/>
       <w:r>
         <w:rPr>
           <w:rFonts w:ascii="Times New Roman" w:hAnsi="Times New Roman" w:cs="Times New Roman"/>
@@ -638,6 +741,7 @@
         </w:rPr>
         <w:t>Deutschlandstipendium</w:t>
       </w:r>
+      <w:proofErr w:type="spellEnd"/>
       <w:r>
         <w:rPr>
           <w:rFonts w:ascii="Times New Roman" w:hAnsi="Times New Roman" w:cs="Times New Roman"/>
@@ -681,7 +785,27 @@
           <w:szCs w:val="20"/>
           <w:lang w:val="en-US"/>
         </w:rPr>
-        <w:t>, Deutschlandstipendium 202</w:t>
+        <w:t xml:space="preserve">, </w:t>
+      </w:r>
+      <w:proofErr w:type="spellStart"/>
+      <w:r>
+        <w:rPr>
+          <w:rFonts w:ascii="Times New Roman" w:hAnsi="Times New Roman" w:cs="Times New Roman"/>
+          <w:sz w:val="20"/>
+          <w:szCs w:val="20"/>
+          <w:lang w:val="en-US"/>
+        </w:rPr>
+        <w:t>Deutschlandstipendium</w:t>
+      </w:r>
+      <w:proofErr w:type="spellEnd"/>
+      <w:r>
+        <w:rPr>
+          <w:rFonts w:ascii="Times New Roman" w:hAnsi="Times New Roman" w:cs="Times New Roman"/>
+          <w:sz w:val="20"/>
+          <w:szCs w:val="20"/>
+          <w:lang w:val="en-US"/>
+        </w:rPr>
+        <w:t xml:space="preserve"> 202</w:t>
       </w:r>
       <w:r>
         <w:rPr>
@@ -764,108 +888,29 @@
       </w:pPr>
       <w:r>
         <w:rPr>
-          <w:rFonts w:ascii="Times New Roman" w:hAnsi="Times New Roman" w:cs="Times New Roman"/>
-          <w:b/>
-          <w:bCs/>
-          <w:sz w:val="20"/>
-          <w:szCs w:val="20"/>
-          <w:lang w:val="de-DE"/>
-        </w:rPr>
-        <w:t>Praktikant in der Softwareentwicklung</w:t>
-      </w:r>
-      <w:r>
-        <w:rPr>
-          <w:rFonts w:ascii="Times New Roman" w:hAnsi="Times New Roman" w:cs="Times New Roman"/>
-          <w:b/>
-          <w:bCs/>
-          <w:sz w:val="20"/>
-          <w:szCs w:val="20"/>
-          <w:lang w:val="de-DE"/>
-        </w:rPr>
-        <w:t xml:space="preserve"> </w:t>
-      </w:r>
-      <w:r>
-        <w:rPr>
-          <w:rFonts w:ascii="Times New Roman" w:hAnsi="Times New Roman" w:cs="Times New Roman"/>
-          <w:sz w:val="20"/>
-          <w:szCs w:val="20"/>
-          <w:lang w:val="de-DE"/>
-        </w:rPr>
-        <w:t xml:space="preserve">| </w:t>
-      </w:r>
-      <w:proofErr w:type="spellStart"/>
-      <w:r>
-        <w:rPr>
-          <w:rFonts w:ascii="Times New Roman" w:hAnsi="Times New Roman" w:cs="Times New Roman"/>
-          <w:sz w:val="20"/>
-          <w:szCs w:val="20"/>
-          <w:lang w:val="de-DE"/>
-        </w:rPr>
-        <w:t>adesso</w:t>
-      </w:r>
-      <w:proofErr w:type="spellEnd"/>
-      <w:r>
-        <w:rPr>
-          <w:rFonts w:ascii="Times New Roman" w:hAnsi="Times New Roman" w:cs="Times New Roman"/>
-          <w:sz w:val="20"/>
-          <w:szCs w:val="20"/>
-          <w:lang w:val="de-DE"/>
-        </w:rPr>
-        <w:t xml:space="preserve"> SE</w:t>
-      </w:r>
-      <w:r>
-        <w:rPr>
-          <w:rFonts w:ascii="Times New Roman" w:hAnsi="Times New Roman" w:cs="Times New Roman"/>
-          <w:sz w:val="20"/>
-          <w:szCs w:val="20"/>
-          <w:lang w:val="de-DE"/>
-        </w:rPr>
-        <w:t xml:space="preserve"> Düsseldorf</w:t>
-      </w:r>
-      <w:r>
-        <w:rPr>
-          <w:rFonts w:ascii="Times New Roman" w:hAnsi="Times New Roman" w:cs="Times New Roman"/>
-          <w:sz w:val="20"/>
-          <w:szCs w:val="20"/>
-          <w:lang w:val="de-DE"/>
-        </w:rPr>
-        <w:t xml:space="preserve"> </w:t>
-      </w:r>
-      <w:r>
-        <w:rPr>
-          <w:rFonts w:ascii="Times New Roman" w:hAnsi="Times New Roman" w:cs="Times New Roman"/>
-          <w:sz w:val="20"/>
-          <w:szCs w:val="20"/>
+          <w:rFonts w:ascii="Times New Roman" w:hAnsi="Times New Roman"/>
+          <w:b/>
+          <w:sz w:val="20"/>
+          <w:lang w:val="de-DE"/>
+        </w:rPr>
+        <w:t xml:space="preserve">Studentische Hilfskraft in der Forschung </w:t>
+      </w:r>
+      <w:r>
+        <w:rPr>
+          <w:rFonts w:ascii="Times New Roman" w:hAnsi="Times New Roman"/>
+          <w:sz w:val="20"/>
+          <w:lang w:val="de-DE"/>
+        </w:rPr>
+        <w:t>| Universität Duisburg-Essen</w:t>
+      </w:r>
+      <w:r>
+        <w:rPr>
+          <w:rFonts w:ascii="Times New Roman" w:hAnsi="Times New Roman"/>
+          <w:sz w:val="20"/>
           <w:lang w:val="de-DE"/>
         </w:rPr>
         <w:tab/>
-      </w:r>
-      <w:r>
-        <w:rPr>
-          <w:rFonts w:ascii="Times New Roman" w:hAnsi="Times New Roman" w:cs="Times New Roman"/>
-          <w:sz w:val="20"/>
-          <w:szCs w:val="20"/>
-          <w:lang w:val="de-DE"/>
-        </w:rPr>
-        <w:t>April 2024 – Jul</w:t>
-      </w:r>
-      <w:r>
-        <w:rPr>
-          <w:rFonts w:ascii="Times New Roman" w:hAnsi="Times New Roman" w:cs="Times New Roman"/>
-          <w:sz w:val="20"/>
-          <w:szCs w:val="20"/>
-          <w:lang w:val="de-DE"/>
-        </w:rPr>
-        <w:t>i</w:t>
-      </w:r>
-      <w:r>
-        <w:rPr>
-          <w:rFonts w:ascii="Times New Roman" w:hAnsi="Times New Roman" w:cs="Times New Roman"/>
-          <w:sz w:val="20"/>
-          <w:szCs w:val="20"/>
-          <w:lang w:val="de-DE"/>
-        </w:rPr>
-        <w:t xml:space="preserve"> 2024</w:t>
+        <w:t>Januar 2026 – heute</w:t>
       </w:r>
     </w:p>
     <w:p>
@@ -893,7 +938,47 @@
           <w:szCs w:val="20"/>
           <w:lang w:val="de-DE"/>
         </w:rPr>
-        <w:t>Effektive Zusammenarbeit mit Teammitgliedern zur Planung und Umsetzung von Softwareprojekten</w:t>
+        <w:t xml:space="preserve">Mitarbeit an einem Forschungsprojekt zum Einsatz von Large Language Models im </w:t>
+      </w:r>
+      <w:proofErr w:type="spellStart"/>
+      <w:r>
+        <w:rPr>
+          <w:rFonts w:ascii="Times New Roman" w:hAnsi="Times New Roman" w:cs="Times New Roman"/>
+          <w:sz w:val="20"/>
+          <w:szCs w:val="20"/>
+          <w:lang w:val="de-DE"/>
+        </w:rPr>
+        <w:t>Prescriptive</w:t>
+      </w:r>
+      <w:proofErr w:type="spellEnd"/>
+      <w:r>
+        <w:rPr>
+          <w:rFonts w:ascii="Times New Roman" w:hAnsi="Times New Roman" w:cs="Times New Roman"/>
+          <w:sz w:val="20"/>
+          <w:szCs w:val="20"/>
+          <w:lang w:val="de-DE"/>
+        </w:rPr>
+        <w:t xml:space="preserve"> Business </w:t>
+      </w:r>
+      <w:proofErr w:type="spellStart"/>
+      <w:r>
+        <w:rPr>
+          <w:rFonts w:ascii="Times New Roman" w:hAnsi="Times New Roman" w:cs="Times New Roman"/>
+          <w:sz w:val="20"/>
+          <w:szCs w:val="20"/>
+          <w:lang w:val="de-DE"/>
+        </w:rPr>
+        <w:t>Process</w:t>
+      </w:r>
+      <w:proofErr w:type="spellEnd"/>
+      <w:r>
+        <w:rPr>
+          <w:rFonts w:ascii="Times New Roman" w:hAnsi="Times New Roman" w:cs="Times New Roman"/>
+          <w:sz w:val="20"/>
+          <w:szCs w:val="20"/>
+          <w:lang w:val="de-DE"/>
+        </w:rPr>
+        <w:t xml:space="preserve"> Monitoring</w:t>
       </w:r>
     </w:p>
     <w:p>
@@ -921,7 +1006,83 @@
           <w:szCs w:val="20"/>
           <w:lang w:val="de-DE"/>
         </w:rPr>
-        <w:t>Entwicklung eines Backend-Servers für einen KI-Use-Case-Generator, der 5+ Verbesserungsbereiche identifiziert und für jeden Bereich 3+ KI-Anwendungsfälle in Bezug auf das Kundenprofil vorschlägt</w:t>
+        <w:t>Co-Autor einer wissenschaftlichen Publikation; Veröffentlichung ausstehend</w:t>
+      </w:r>
+    </w:p>
+    <w:p>
+      <w:pPr>
+        <w:tabs>
+          <w:tab w:val="right" w:pos="10467"/>
+        </w:tabs>
+        <w:spacing w:after="0" w:line="240" w:lineRule="auto"/>
+        <w:rPr>
+          <w:rFonts w:ascii="Times New Roman" w:hAnsi="Times New Roman" w:cs="Times New Roman"/>
+          <w:b/>
+          <w:bCs/>
+          <w:sz w:val="20"/>
+          <w:szCs w:val="20"/>
+          <w:lang w:val="de-DE"/>
+        </w:rPr>
+      </w:pPr>
+    </w:p>
+    <w:p>
+      <w:pPr>
+        <w:tabs>
+          <w:tab w:val="right" w:pos="10467"/>
+        </w:tabs>
+        <w:spacing w:after="0" w:line="240" w:lineRule="auto"/>
+        <w:rPr>
+          <w:rFonts w:ascii="Times New Roman" w:hAnsi="Times New Roman" w:cs="Times New Roman"/>
+          <w:sz w:val="20"/>
+          <w:szCs w:val="20"/>
+          <w:lang w:val="de-DE"/>
+        </w:rPr>
+      </w:pPr>
+      <w:r>
+        <w:rPr>
+          <w:rFonts w:ascii="Times New Roman" w:hAnsi="Times New Roman"/>
+          <w:b/>
+          <w:sz w:val="20"/>
+          <w:lang w:val="de-DE"/>
+        </w:rPr>
+        <w:t xml:space="preserve">Hybrid </w:t>
+      </w:r>
+      <w:proofErr w:type="spellStart"/>
+      <w:r>
+        <w:rPr>
+          <w:rFonts w:ascii="Times New Roman" w:hAnsi="Times New Roman"/>
+          <w:b/>
+          <w:sz w:val="20"/>
+          <w:lang w:val="de-DE"/>
+        </w:rPr>
+        <w:t>Prerequisite</w:t>
+      </w:r>
+      <w:proofErr w:type="spellEnd"/>
+      <w:r>
+        <w:rPr>
+          <w:rFonts w:ascii="Times New Roman" w:hAnsi="Times New Roman"/>
+          <w:b/>
+          <w:sz w:val="20"/>
+          <w:lang w:val="de-DE"/>
+        </w:rPr>
+        <w:t xml:space="preserve"> Knowledge Graph Generator | </w:t>
+      </w:r>
+      <w:r>
+        <w:rPr>
+          <w:rFonts w:ascii="Times New Roman" w:hAnsi="Times New Roman"/>
+          <w:sz w:val="20"/>
+          <w:lang w:val="de-DE"/>
+        </w:rPr>
+        <w:t>Universitäres Kursprojekt</w:t>
+      </w:r>
+      <w:r>
+        <w:rPr>
+          <w:rFonts w:ascii="Times New Roman" w:hAnsi="Times New Roman"/>
+          <w:sz w:val="20"/>
+          <w:lang w:val="de-DE"/>
+        </w:rPr>
+        <w:tab/>
+        <w:t>Oktober 2025 – Februar 2026</w:t>
       </w:r>
     </w:p>
     <w:p>
@@ -944,42 +1105,30 @@
       </w:pPr>
       <w:r>
         <w:rPr>
-          <w:rFonts w:ascii="Times New Roman" w:hAnsi="Times New Roman" w:cs="Times New Roman"/>
-          <w:sz w:val="20"/>
-          <w:szCs w:val="20"/>
-          <w:lang w:val="de-DE"/>
-        </w:rPr>
-        <w:t>Automatisierung der Extraktion, Analyse und Übertragung von Microsoft Forms-Antwortdaten mithilfe</w:t>
-      </w:r>
-      <w:r>
-        <w:rPr>
-          <w:rFonts w:ascii="Times New Roman" w:hAnsi="Times New Roman" w:cs="Times New Roman"/>
-          <w:sz w:val="20"/>
-          <w:szCs w:val="20"/>
-          <w:lang w:val="de-DE"/>
-        </w:rPr>
-        <w:t xml:space="preserve"> von</w:t>
-      </w:r>
-      <w:r>
-        <w:rPr>
-          <w:rFonts w:ascii="Times New Roman" w:hAnsi="Times New Roman" w:cs="Times New Roman"/>
-          <w:sz w:val="20"/>
-          <w:szCs w:val="20"/>
-          <w:lang w:val="de-DE"/>
-        </w:rPr>
-        <w:t xml:space="preserve"> Power </w:t>
+          <w:rFonts w:ascii="Times New Roman" w:hAnsi="Times New Roman"/>
+          <w:sz w:val="20"/>
+          <w:lang w:val="de-DE"/>
+        </w:rPr>
+        <w:t xml:space="preserve">Konzipierte und implementierte eine Software zur Generierung von </w:t>
       </w:r>
       <w:proofErr w:type="spellStart"/>
       <w:r>
         <w:rPr>
-          <w:rFonts w:ascii="Times New Roman" w:hAnsi="Times New Roman" w:cs="Times New Roman"/>
-          <w:sz w:val="20"/>
-          <w:szCs w:val="20"/>
-          <w:lang w:val="de-DE"/>
-        </w:rPr>
-        <w:t>Automate</w:t>
+          <w:rFonts w:ascii="Times New Roman" w:hAnsi="Times New Roman"/>
+          <w:sz w:val="20"/>
+          <w:lang w:val="de-DE"/>
+        </w:rPr>
+        <w:t>Prerequisite</w:t>
       </w:r>
       <w:proofErr w:type="spellEnd"/>
+      <w:r>
+        <w:rPr>
+          <w:rFonts w:ascii="Times New Roman" w:hAnsi="Times New Roman"/>
+          <w:sz w:val="20"/>
+          <w:lang w:val="de-DE"/>
+        </w:rPr>
+        <w:t xml:space="preserve"> Knowledge Graphs, die NLP-Regeln mit LLMs kombiniert und bessere Genauigkeit sowie höhere F1-Scores als traditionelle NLP-Baselines erzielte</w:t>
+      </w:r>
     </w:p>
     <w:p>
       <w:pPr>
@@ -1001,12 +1150,61 @@
       </w:pPr>
       <w:r>
         <w:rPr>
-          <w:rFonts w:ascii="Times New Roman" w:hAnsi="Times New Roman" w:cs="Times New Roman"/>
-          <w:sz w:val="20"/>
-          <w:szCs w:val="20"/>
-          <w:lang w:val="de-DE"/>
-        </w:rPr>
-        <w:t xml:space="preserve">Implementierung einer programmgesteuerten Erstellung von Berichten und Diagrammen in verschiedenen Formaten (PDF, </w:t>
+          <w:rFonts w:ascii="Times New Roman" w:hAnsi="Times New Roman"/>
+          <w:sz w:val="20"/>
+          <w:lang w:val="de-DE"/>
+        </w:rPr>
+        <w:t>Arbeitete mit Teammitgliedern und Betreuenden zusammen</w:t>
+      </w:r>
+    </w:p>
+    <w:p>
+      <w:pPr>
+        <w:tabs>
+          <w:tab w:val="right" w:pos="10467"/>
+        </w:tabs>
+        <w:spacing w:after="0" w:line="240" w:lineRule="auto"/>
+        <w:rPr>
+          <w:rFonts w:ascii="Times New Roman" w:hAnsi="Times New Roman" w:cs="Times New Roman"/>
+          <w:b/>
+          <w:bCs/>
+          <w:sz w:val="20"/>
+          <w:szCs w:val="20"/>
+          <w:lang w:val="de-DE"/>
+        </w:rPr>
+      </w:pPr>
+    </w:p>
+    <w:p>
+      <w:pPr>
+        <w:tabs>
+          <w:tab w:val="right" w:pos="10467"/>
+        </w:tabs>
+        <w:spacing w:after="0" w:line="240" w:lineRule="auto"/>
+        <w:rPr>
+          <w:rFonts w:ascii="Times New Roman" w:hAnsi="Times New Roman" w:cs="Times New Roman"/>
+          <w:sz w:val="20"/>
+          <w:szCs w:val="20"/>
+          <w:lang w:val="de-DE"/>
+        </w:rPr>
+      </w:pPr>
+      <w:r>
+        <w:rPr>
+          <w:rFonts w:ascii="Times New Roman" w:hAnsi="Times New Roman" w:cs="Times New Roman"/>
+          <w:b/>
+          <w:bCs/>
+          <w:sz w:val="20"/>
+          <w:szCs w:val="20"/>
+          <w:lang w:val="de-DE"/>
+        </w:rPr>
+        <w:t xml:space="preserve">Praktikant in der Softwareentwicklung </w:t>
+      </w:r>
+      <w:r>
+        <w:rPr>
+          <w:rFonts w:ascii="Times New Roman" w:hAnsi="Times New Roman" w:cs="Times New Roman"/>
+          <w:sz w:val="20"/>
+          <w:szCs w:val="20"/>
+          <w:lang w:val="de-DE"/>
+        </w:rPr>
+        <w:t xml:space="preserve">| </w:t>
       </w:r>
       <w:proofErr w:type="spellStart"/>
       <w:r>
@@ -1016,7 +1214,7 @@
           <w:szCs w:val="20"/>
           <w:lang w:val="de-DE"/>
         </w:rPr>
-        <w:t>pptx</w:t>
+        <w:t>adesso</w:t>
       </w:r>
       <w:proofErr w:type="spellEnd"/>
       <w:r>
@@ -1026,7 +1224,61 @@
           <w:szCs w:val="20"/>
           <w:lang w:val="de-DE"/>
         </w:rPr>
-        <w:t>)</w:t>
+        <w:t xml:space="preserve"> SE</w:t>
+      </w:r>
+      <w:r>
+        <w:rPr>
+          <w:rFonts w:ascii="Times New Roman" w:hAnsi="Times New Roman" w:cs="Times New Roman"/>
+          <w:sz w:val="20"/>
+          <w:szCs w:val="20"/>
+          <w:lang w:val="de-DE"/>
+        </w:rPr>
+        <w:t xml:space="preserve"> Düsseldorf</w:t>
+      </w:r>
+      <w:r>
+        <w:rPr>
+          <w:rFonts w:ascii="Times New Roman" w:hAnsi="Times New Roman" w:cs="Times New Roman"/>
+          <w:sz w:val="20"/>
+          <w:szCs w:val="20"/>
+          <w:lang w:val="de-DE"/>
+        </w:rPr>
+        <w:t xml:space="preserve"> </w:t>
+      </w:r>
+      <w:r>
+        <w:rPr>
+          <w:rFonts w:ascii="Times New Roman" w:hAnsi="Times New Roman" w:cs="Times New Roman"/>
+          <w:sz w:val="20"/>
+          <w:szCs w:val="20"/>
+          <w:lang w:val="de-DE"/>
+        </w:rPr>
+        <w:tab/>
+      </w:r>
+      <w:r>
+        <w:rPr>
+          <w:rFonts w:ascii="Times New Roman" w:hAnsi="Times New Roman" w:cs="Times New Roman"/>
+          <w:sz w:val="20"/>
+          <w:szCs w:val="20"/>
+          <w:lang w:val="de-DE"/>
+        </w:rPr>
+        <w:t>April 2024 – Jul</w:t>
+      </w:r>
+      <w:r>
+        <w:rPr>
+          <w:rFonts w:ascii="Times New Roman" w:hAnsi="Times New Roman" w:cs="Times New Roman"/>
+          <w:sz w:val="20"/>
+          <w:szCs w:val="20"/>
+          <w:lang w:val="de-DE"/>
+        </w:rPr>
+        <w:t>i</w:t>
+      </w:r>
+      <w:r>
+        <w:rPr>
+          <w:rFonts w:ascii="Times New Roman" w:hAnsi="Times New Roman" w:cs="Times New Roman"/>
+          <w:sz w:val="20"/>
+          <w:szCs w:val="20"/>
+          <w:lang w:val="de-DE"/>
+        </w:rPr>
+        <w:t xml:space="preserve"> 2024</w:t>
       </w:r>
     </w:p>
     <w:p>
@@ -1054,31 +1306,16 @@
           <w:szCs w:val="20"/>
           <w:lang w:val="de-DE"/>
         </w:rPr>
-        <w:t xml:space="preserve">Eigenständiges Lernen und praktische Übungen mit Fokus auf Java-Programmierung, Spring Framework / Spring Boot, </w:t>
-      </w:r>
-      <w:proofErr w:type="spellStart"/>
-      <w:r>
-        <w:rPr>
-          <w:rFonts w:ascii="Times New Roman" w:hAnsi="Times New Roman" w:cs="Times New Roman"/>
-          <w:sz w:val="20"/>
-          <w:szCs w:val="20"/>
-          <w:lang w:val="de-DE"/>
-        </w:rPr>
-        <w:t>RESTful</w:t>
-      </w:r>
-      <w:proofErr w:type="spellEnd"/>
-      <w:r>
-        <w:rPr>
-          <w:rFonts w:ascii="Times New Roman" w:hAnsi="Times New Roman" w:cs="Times New Roman"/>
-          <w:sz w:val="20"/>
-          <w:szCs w:val="20"/>
-          <w:lang w:val="de-DE"/>
-        </w:rPr>
-        <w:t>-Architektur und Prompt Engineering</w:t>
-      </w:r>
-    </w:p>
-    <w:p>
-      <w:pPr>
+        <w:t>Effektive Zusammenarbeit mit Teammitgliedern zur Planung und Umsetzung von Softwareprojekten</w:t>
+      </w:r>
+    </w:p>
+    <w:p>
+      <w:pPr>
+        <w:pStyle w:val="Listenabsatz"/>
+        <w:numPr>
+          <w:ilvl w:val="0"/>
+          <w:numId w:val="3"/>
+        </w:numPr>
         <w:tabs>
           <w:tab w:val="right" w:pos="10467"/>
         </w:tabs>
@@ -1090,9 +1327,23 @@
           <w:lang w:val="de-DE"/>
         </w:rPr>
       </w:pPr>
-    </w:p>
-    <w:p>
-      <w:pPr>
+      <w:r>
+        <w:rPr>
+          <w:rFonts w:ascii="Times New Roman" w:hAnsi="Times New Roman" w:cs="Times New Roman"/>
+          <w:sz w:val="20"/>
+          <w:szCs w:val="20"/>
+          <w:lang w:val="de-DE"/>
+        </w:rPr>
+        <w:t>Entwicklung eines Backend-Servers für einen KI-Use-Case-Generator, der 5+ Verbesserungsbereiche identifiziert und für jeden Bereich 3+ KI-Anwendungsfälle in Bezug auf das Kundenprofil vorschlägt</w:t>
+      </w:r>
+    </w:p>
+    <w:p>
+      <w:pPr>
+        <w:pStyle w:val="Listenabsatz"/>
+        <w:numPr>
+          <w:ilvl w:val="0"/>
+          <w:numId w:val="3"/>
+        </w:numPr>
         <w:tabs>
           <w:tab w:val="right" w:pos="10467"/>
         </w:tabs>
@@ -1107,24 +1358,175 @@
       <w:r>
         <w:rPr>
           <w:rFonts w:ascii="Times New Roman" w:hAnsi="Times New Roman" w:cs="Times New Roman"/>
-          <w:b/>
-          <w:bCs/>
-          <w:sz w:val="20"/>
-          <w:szCs w:val="20"/>
-          <w:lang w:val="de-DE"/>
-        </w:rPr>
-        <w:t>Akademischer Tutor und Laborassistent</w:t>
-      </w:r>
-      <w:r>
-        <w:rPr>
-          <w:rFonts w:ascii="Times New Roman" w:hAnsi="Times New Roman" w:cs="Times New Roman"/>
-          <w:b/>
-          <w:bCs/>
-          <w:sz w:val="20"/>
-          <w:szCs w:val="20"/>
-          <w:lang w:val="de-DE"/>
-        </w:rPr>
-        <w:t xml:space="preserve"> </w:t>
+          <w:sz w:val="20"/>
+          <w:szCs w:val="20"/>
+          <w:lang w:val="de-DE"/>
+        </w:rPr>
+        <w:t>Automatisierung der Extraktion, Analyse und Übertragung von Microsoft Forms-Antwortdaten mithilfe</w:t>
+      </w:r>
+      <w:r>
+        <w:rPr>
+          <w:rFonts w:ascii="Times New Roman" w:hAnsi="Times New Roman" w:cs="Times New Roman"/>
+          <w:sz w:val="20"/>
+          <w:szCs w:val="20"/>
+          <w:lang w:val="de-DE"/>
+        </w:rPr>
+        <w:t xml:space="preserve"> von</w:t>
+      </w:r>
+      <w:r>
+        <w:rPr>
+          <w:rFonts w:ascii="Times New Roman" w:hAnsi="Times New Roman" w:cs="Times New Roman"/>
+          <w:sz w:val="20"/>
+          <w:szCs w:val="20"/>
+          <w:lang w:val="de-DE"/>
+        </w:rPr>
+        <w:t xml:space="preserve"> Power </w:t>
+      </w:r>
+      <w:proofErr w:type="spellStart"/>
+      <w:r>
+        <w:rPr>
+          <w:rFonts w:ascii="Times New Roman" w:hAnsi="Times New Roman" w:cs="Times New Roman"/>
+          <w:sz w:val="20"/>
+          <w:szCs w:val="20"/>
+          <w:lang w:val="de-DE"/>
+        </w:rPr>
+        <w:t>Automate</w:t>
+      </w:r>
+      <w:proofErr w:type="spellEnd"/>
+    </w:p>
+    <w:p>
+      <w:pPr>
+        <w:pStyle w:val="Listenabsatz"/>
+        <w:numPr>
+          <w:ilvl w:val="0"/>
+          <w:numId w:val="3"/>
+        </w:numPr>
+        <w:tabs>
+          <w:tab w:val="right" w:pos="10467"/>
+        </w:tabs>
+        <w:spacing w:after="0" w:line="240" w:lineRule="auto"/>
+        <w:rPr>
+          <w:rFonts w:ascii="Times New Roman" w:hAnsi="Times New Roman" w:cs="Times New Roman"/>
+          <w:sz w:val="20"/>
+          <w:szCs w:val="20"/>
+          <w:lang w:val="de-DE"/>
+        </w:rPr>
+      </w:pPr>
+      <w:r>
+        <w:rPr>
+          <w:rFonts w:ascii="Times New Roman" w:hAnsi="Times New Roman" w:cs="Times New Roman"/>
+          <w:sz w:val="20"/>
+          <w:szCs w:val="20"/>
+          <w:lang w:val="de-DE"/>
+        </w:rPr>
+        <w:t xml:space="preserve">Implementierung einer programmgesteuerten Erstellung von Berichten und Diagrammen in verschiedenen Formaten (PDF, </w:t>
+      </w:r>
+      <w:proofErr w:type="spellStart"/>
+      <w:r>
+        <w:rPr>
+          <w:rFonts w:ascii="Times New Roman" w:hAnsi="Times New Roman" w:cs="Times New Roman"/>
+          <w:sz w:val="20"/>
+          <w:szCs w:val="20"/>
+          <w:lang w:val="de-DE"/>
+        </w:rPr>
+        <w:t>pptx</w:t>
+      </w:r>
+      <w:proofErr w:type="spellEnd"/>
+      <w:r>
+        <w:rPr>
+          <w:rFonts w:ascii="Times New Roman" w:hAnsi="Times New Roman" w:cs="Times New Roman"/>
+          <w:sz w:val="20"/>
+          <w:szCs w:val="20"/>
+          <w:lang w:val="de-DE"/>
+        </w:rPr>
+        <w:t>)</w:t>
+      </w:r>
+    </w:p>
+    <w:p>
+      <w:pPr>
+        <w:pStyle w:val="Listenabsatz"/>
+        <w:numPr>
+          <w:ilvl w:val="0"/>
+          <w:numId w:val="3"/>
+        </w:numPr>
+        <w:tabs>
+          <w:tab w:val="right" w:pos="10467"/>
+        </w:tabs>
+        <w:spacing w:after="0" w:line="240" w:lineRule="auto"/>
+        <w:rPr>
+          <w:rFonts w:ascii="Times New Roman" w:hAnsi="Times New Roman" w:cs="Times New Roman"/>
+          <w:sz w:val="20"/>
+          <w:szCs w:val="20"/>
+          <w:lang w:val="de-DE"/>
+        </w:rPr>
+      </w:pPr>
+      <w:r>
+        <w:rPr>
+          <w:rFonts w:ascii="Times New Roman" w:hAnsi="Times New Roman" w:cs="Times New Roman"/>
+          <w:sz w:val="20"/>
+          <w:szCs w:val="20"/>
+          <w:lang w:val="de-DE"/>
+        </w:rPr>
+        <w:t xml:space="preserve">Eigenständiges Lernen und praktische Übungen mit Fokus auf Java-Programmierung, Spring Framework / Spring Boot, </w:t>
+      </w:r>
+      <w:proofErr w:type="spellStart"/>
+      <w:r>
+        <w:rPr>
+          <w:rFonts w:ascii="Times New Roman" w:hAnsi="Times New Roman" w:cs="Times New Roman"/>
+          <w:sz w:val="20"/>
+          <w:szCs w:val="20"/>
+          <w:lang w:val="de-DE"/>
+        </w:rPr>
+        <w:t>RESTful</w:t>
+      </w:r>
+      <w:proofErr w:type="spellEnd"/>
+      <w:r>
+        <w:rPr>
+          <w:rFonts w:ascii="Times New Roman" w:hAnsi="Times New Roman" w:cs="Times New Roman"/>
+          <w:sz w:val="20"/>
+          <w:szCs w:val="20"/>
+          <w:lang w:val="de-DE"/>
+        </w:rPr>
+        <w:t>-Architektur und Prompt Engineering</w:t>
+      </w:r>
+    </w:p>
+    <w:p>
+      <w:pPr>
+        <w:tabs>
+          <w:tab w:val="right" w:pos="10467"/>
+        </w:tabs>
+        <w:spacing w:after="0" w:line="240" w:lineRule="auto"/>
+        <w:rPr>
+          <w:rFonts w:ascii="Times New Roman" w:hAnsi="Times New Roman" w:cs="Times New Roman"/>
+          <w:sz w:val="20"/>
+          <w:szCs w:val="20"/>
+          <w:lang w:val="de-DE"/>
+        </w:rPr>
+      </w:pPr>
+    </w:p>
+    <w:p>
+      <w:pPr>
+        <w:tabs>
+          <w:tab w:val="right" w:pos="10467"/>
+        </w:tabs>
+        <w:spacing w:after="0" w:line="240" w:lineRule="auto"/>
+        <w:rPr>
+          <w:rFonts w:ascii="Times New Roman" w:hAnsi="Times New Roman" w:cs="Times New Roman"/>
+          <w:sz w:val="20"/>
+          <w:szCs w:val="20"/>
+          <w:lang w:val="de-DE"/>
+        </w:rPr>
+      </w:pPr>
+      <w:r>
+        <w:rPr>
+          <w:rFonts w:ascii="Times New Roman" w:hAnsi="Times New Roman" w:cs="Times New Roman"/>
+          <w:b/>
+          <w:bCs/>
+          <w:sz w:val="20"/>
+          <w:szCs w:val="20"/>
+          <w:lang w:val="de-DE"/>
+        </w:rPr>
+        <w:t xml:space="preserve">Akademischer Tutor und Laborassistent </w:t>
       </w:r>
       <w:r>
         <w:rPr>
@@ -1763,31 +2165,17 @@
         <w:spacing w:after="0" w:line="240" w:lineRule="auto"/>
         <w:rPr>
           <w:rFonts w:ascii="Times New Roman" w:hAnsi="Times New Roman" w:cs="Times New Roman"/>
-          <w:b/>
-          <w:bCs/>
-          <w:sz w:val="20"/>
-          <w:szCs w:val="20"/>
-          <w:lang w:val="en-US"/>
-        </w:rPr>
-      </w:pPr>
-      <w:r>
-        <w:rPr>
-          <w:rFonts w:ascii="Times New Roman" w:hAnsi="Times New Roman" w:cs="Times New Roman"/>
-          <w:sz w:val="20"/>
-          <w:szCs w:val="20"/>
-          <w:lang w:val="en-US"/>
-        </w:rPr>
-        <w:t>Python</w:t>
-      </w:r>
-      <w:r>
-        <w:rPr>
-          <w:rFonts w:ascii="Times New Roman" w:hAnsi="Times New Roman" w:cs="Times New Roman"/>
-          <w:sz w:val="20"/>
-          <w:szCs w:val="20"/>
-          <w:lang w:val="en-US"/>
-        </w:rPr>
-        <w:t xml:space="preserve"> 3</w:t>
-      </w:r>
+          <w:sz w:val="20"/>
+          <w:szCs w:val="20"/>
+          <w:lang w:val="de-DE"/>
+        </w:rPr>
+        <w:sectPr>
+          <w:pgSz w:w="11906" w:h="16838" w:code="9"/>
+          <w:pgMar w:top="720" w:right="720" w:bottom="720" w:left="720" w:header="708" w:footer="708" w:gutter="0"/>
+          <w:cols w:space="708"/>
+          <w:docGrid w:linePitch="360"/>
+        </w:sectPr>
+      </w:pPr>
     </w:p>
     <w:p>
       <w:pPr>
@@ -1813,7 +2201,16 @@
           <w:szCs w:val="20"/>
           <w:lang w:val="en-US"/>
         </w:rPr>
-        <w:t>C/C++</w:t>
+        <w:t>Python</w:t>
+      </w:r>
+      <w:r>
+        <w:rPr>
+          <w:rFonts w:ascii="Times New Roman" w:hAnsi="Times New Roman" w:cs="Times New Roman"/>
+          <w:sz w:val="20"/>
+          <w:szCs w:val="20"/>
+          <w:lang w:val="en-US"/>
+        </w:rPr>
+        <w:t xml:space="preserve"> 3</w:t>
       </w:r>
     </w:p>
     <w:p>
@@ -1840,7 +2237,7 @@
           <w:szCs w:val="20"/>
           <w:lang w:val="en-US"/>
         </w:rPr>
-        <w:t>Java</w:t>
+        <w:t>Flask, Django</w:t>
       </w:r>
     </w:p>
     <w:p>
@@ -1867,7 +2264,7 @@
           <w:szCs w:val="20"/>
           <w:lang w:val="en-US"/>
         </w:rPr>
-        <w:t>Git</w:t>
+        <w:t>Java</w:t>
       </w:r>
     </w:p>
     <w:p>
@@ -1894,7 +2291,7 @@
           <w:szCs w:val="20"/>
           <w:lang w:val="en-US"/>
         </w:rPr>
-        <w:t>HTML/CSS, JavaScript</w:t>
+        <w:t>Spring Framework, Spring Boot</w:t>
       </w:r>
     </w:p>
     <w:p>
@@ -1921,7 +2318,7 @@
           <w:szCs w:val="20"/>
           <w:lang w:val="en-US"/>
         </w:rPr>
-        <w:t>SQL</w:t>
+        <w:t>C/C++</w:t>
       </w:r>
     </w:p>
     <w:p>
@@ -1948,7 +2345,7 @@
           <w:szCs w:val="20"/>
           <w:lang w:val="en-US"/>
         </w:rPr>
-        <w:t>Flask, Django</w:t>
+        <w:t>Git</w:t>
       </w:r>
     </w:p>
     <w:p>
@@ -1975,7 +2372,7 @@
           <w:szCs w:val="20"/>
           <w:lang w:val="en-US"/>
         </w:rPr>
-        <w:t>Spring Framework, Spring Boot</w:t>
+        <w:t>HTML/CSS, JavaScript</w:t>
       </w:r>
     </w:p>
     <w:p>
@@ -1995,17 +2392,15 @@
           <w:lang w:val="en-US"/>
         </w:rPr>
       </w:pPr>
-      <w:proofErr w:type="spellStart"/>
-      <w:r>
-        <w:rPr>
-          <w:rFonts w:ascii="Times New Roman" w:hAnsi="Times New Roman" w:cs="Times New Roman"/>
-          <w:sz w:val="20"/>
-          <w:szCs w:val="20"/>
-          <w:lang w:val="en-US"/>
-        </w:rPr>
-        <w:t>LangChain</w:t>
-      </w:r>
-      <w:proofErr w:type="spellEnd"/>
+      <w:r>
+        <w:rPr>
+          <w:rFonts w:ascii="Times New Roman" w:hAnsi="Times New Roman" w:cs="Times New Roman"/>
+          <w:sz w:val="20"/>
+          <w:szCs w:val="20"/>
+          <w:lang w:val="en-US"/>
+        </w:rPr>
+        <w:t>SQL</w:t>
+      </w:r>
     </w:p>
     <w:p>
       <w:pPr>
@@ -2023,84 +2418,22 @@
           <w:szCs w:val="20"/>
           <w:lang w:val="en-US"/>
         </w:rPr>
-      </w:pPr>
-      <w:proofErr w:type="spellStart"/>
-      <w:r>
-        <w:rPr>
-          <w:rFonts w:ascii="Times New Roman" w:hAnsi="Times New Roman" w:cs="Times New Roman"/>
-          <w:sz w:val="20"/>
-          <w:szCs w:val="20"/>
-          <w:lang w:val="en-US"/>
-        </w:rPr>
-        <w:t>ReportLab</w:t>
-      </w:r>
-      <w:proofErr w:type="spellEnd"/>
-      <w:r>
-        <w:rPr>
-          <w:rFonts w:ascii="Times New Roman" w:hAnsi="Times New Roman" w:cs="Times New Roman"/>
-          <w:sz w:val="20"/>
-          <w:szCs w:val="20"/>
-          <w:lang w:val="en-US"/>
-        </w:rPr>
-        <w:t xml:space="preserve">, </w:t>
-      </w:r>
-      <w:proofErr w:type="spellStart"/>
-      <w:r>
-        <w:rPr>
-          <w:rFonts w:ascii="Times New Roman" w:hAnsi="Times New Roman" w:cs="Times New Roman"/>
-          <w:sz w:val="20"/>
-          <w:szCs w:val="20"/>
-          <w:lang w:val="en-US"/>
-        </w:rPr>
-        <w:t>PyPDF</w:t>
-      </w:r>
-      <w:proofErr w:type="spellEnd"/>
-      <w:r>
-        <w:rPr>
-          <w:rFonts w:ascii="Times New Roman" w:hAnsi="Times New Roman" w:cs="Times New Roman"/>
-          <w:sz w:val="20"/>
-          <w:szCs w:val="20"/>
-          <w:lang w:val="en-US"/>
-        </w:rPr>
-        <w:t xml:space="preserve">, </w:t>
-      </w:r>
-      <w:proofErr w:type="spellStart"/>
-      <w:r>
-        <w:rPr>
-          <w:rFonts w:ascii="Times New Roman" w:hAnsi="Times New Roman" w:cs="Times New Roman"/>
-          <w:sz w:val="20"/>
-          <w:szCs w:val="20"/>
-          <w:lang w:val="en-US"/>
-        </w:rPr>
-        <w:t>PlantUML</w:t>
-      </w:r>
-      <w:proofErr w:type="spellEnd"/>
-    </w:p>
-    <w:p>
-      <w:pPr>
-        <w:pStyle w:val="Listenabsatz"/>
-        <w:numPr>
-          <w:ilvl w:val="0"/>
-          <w:numId w:val="6"/>
-        </w:numPr>
-        <w:spacing w:after="0" w:line="240" w:lineRule="auto"/>
-        <w:rPr>
-          <w:rFonts w:ascii="Times New Roman" w:hAnsi="Times New Roman" w:cs="Times New Roman"/>
-          <w:b/>
-          <w:bCs/>
-          <w:sz w:val="20"/>
-          <w:szCs w:val="20"/>
-          <w:lang w:val="en-US"/>
-        </w:rPr>
-      </w:pPr>
-      <w:r>
-        <w:rPr>
-          <w:rFonts w:ascii="Times New Roman" w:hAnsi="Times New Roman" w:cs="Times New Roman"/>
-          <w:sz w:val="20"/>
-          <w:szCs w:val="20"/>
-          <w:lang w:val="en-US"/>
-        </w:rPr>
-        <w:t>MATLAB</w:t>
+        <w:sectPr>
+          <w:type w:val="continuous"/>
+          <w:pgSz w:w="11906" w:h="16838" w:code="9"/>
+          <w:pgMar w:top="720" w:right="720" w:bottom="720" w:left="720" w:header="708" w:footer="708" w:gutter="0"/>
+          <w:cols w:num="2" w:space="708"/>
+          <w:docGrid w:linePitch="360"/>
+        </w:sectPr>
+      </w:pPr>
+      <w:r>
+        <w:rPr>
+          <w:rFonts w:ascii="Times New Roman" w:hAnsi="Times New Roman" w:cs="Times New Roman"/>
+          <w:sz w:val="20"/>
+          <w:szCs w:val="20"/>
+          <w:lang w:val="en-US"/>
+        </w:rPr>
+        <w:t>Docker</w:t>
       </w:r>
     </w:p>
     <w:p>
@@ -2163,15 +2496,15 @@
           <w:rFonts w:ascii="Times New Roman" w:hAnsi="Times New Roman" w:cs="Times New Roman"/>
           <w:sz w:val="20"/>
           <w:szCs w:val="20"/>
-          <w:lang w:val="en-US"/>
-        </w:rPr>
-      </w:pPr>
-      <w:r>
-        <w:rPr>
-          <w:rFonts w:ascii="Times New Roman" w:hAnsi="Times New Roman" w:cs="Times New Roman"/>
-          <w:sz w:val="20"/>
-          <w:szCs w:val="20"/>
-          <w:lang w:val="en-US"/>
+          <w:lang w:val="de-DE"/>
+        </w:rPr>
+      </w:pPr>
+      <w:r>
+        <w:rPr>
+          <w:rFonts w:ascii="Times New Roman" w:hAnsi="Times New Roman" w:cs="Times New Roman"/>
+          <w:sz w:val="20"/>
+          <w:szCs w:val="20"/>
+          <w:lang w:val="de-DE"/>
         </w:rPr>
         <w:t>Englis</w:t>
       </w:r>
@@ -2180,7 +2513,7 @@
           <w:rFonts w:ascii="Times New Roman" w:hAnsi="Times New Roman" w:cs="Times New Roman"/>
           <w:sz w:val="20"/>
           <w:szCs w:val="20"/>
-          <w:lang w:val="en-US"/>
+          <w:lang w:val="de-DE"/>
         </w:rPr>
         <w:t>c</w:t>
       </w:r>
@@ -2189,9 +2522,27 @@
           <w:rFonts w:ascii="Times New Roman" w:hAnsi="Times New Roman" w:cs="Times New Roman"/>
           <w:sz w:val="20"/>
           <w:szCs w:val="20"/>
-          <w:lang w:val="en-US"/>
-        </w:rPr>
-        <w:t>h (Bilingual, Band 8.5 IELTS)</w:t>
+          <w:lang w:val="de-DE"/>
+        </w:rPr>
+        <w:t>h (Bilingual</w:t>
+      </w:r>
+      <w:r>
+        <w:rPr>
+          <w:rFonts w:ascii="Times New Roman" w:hAnsi="Times New Roman" w:cs="Times New Roman"/>
+          <w:sz w:val="20"/>
+          <w:szCs w:val="20"/>
+          <w:lang w:val="de-DE"/>
+        </w:rPr>
+        <w:t>/Zweisprachig</w:t>
+      </w:r>
+      <w:r>
+        <w:rPr>
+          <w:rFonts w:ascii="Times New Roman" w:hAnsi="Times New Roman" w:cs="Times New Roman"/>
+          <w:sz w:val="20"/>
+          <w:szCs w:val="20"/>
+          <w:lang w:val="de-DE"/>
+        </w:rPr>
+        <w:t>, Band 8.5 IELTS)</w:t>
       </w:r>
     </w:p>
     <w:p>
@@ -2283,6 +2634,7 @@
       </w:r>
     </w:p>
     <w:sectPr>
+      <w:type w:val="continuous"/>
       <w:pgSz w:w="11906" w:h="16838" w:code="9"/>
       <w:pgMar w:top="720" w:right="720" w:bottom="720" w:left="720" w:header="708" w:footer="708" w:gutter="0"/>
       <w:cols w:space="708"/>
